--- a/Gestor_de_Inventarios/tarifarios/Tarifario_Chamarras_2026.docx
+++ b/Gestor_de_Inventarios/tarifarios/Tarifario_Chamarras_2026.docx
@@ -296,7 +296,7 @@
                       <w:color w:val="1E3A6E"/>
                       <w:sz w:val="18"/>
                     </w:rPr>
-                    <w:t>4, 6, 8</w:t>
+                    <w:t>4, 6, 8, 10</w:t>
                   </w:r>
                 </w:p>
               </w:tc>
@@ -1226,7 +1226,7 @@
                       <w:color w:val="1A1A2E"/>
                       <w:sz w:val="18"/>
                     </w:rPr>
-                    <w:t>MD</w:t>
+                    <w:t>MD, GD, EXG</w:t>
                   </w:r>
                 </w:p>
               </w:tc>
@@ -1253,114 +1253,6 @@
                       <w:sz w:val="18"/>
                     </w:rPr>
                     <w:t>$395</w:t>
-                  </w:r>
-                </w:p>
-              </w:tc>
-            </w:tr>
-            <w:tr>
-              <w:tc>
-                <w:tcPr>
-                  <w:tcW w:type="dxa" w:w="2560"/>
-                  <w:shd w:val="clear" w:color="auto" w:fill="FFFFFF"/>
-                  <w:tcMar>
-                    <w:top w:w="48" w:type="dxa"/>
-                    <w:bottom w:w="48" w:type="dxa"/>
-                    <w:left w:w="100" w:type="dxa"/>
-                    <w:right w:w="100" w:type="dxa"/>
-                  </w:tcMar>
-                </w:tcPr>
-                <w:p>
-                  <w:pPr>
-                    <w:spacing w:before="0" w:after="0"/>
-                    <w:jc w:val="left"/>
-                  </w:pPr>
-                  <w:r>
-                    <w:rPr>
-                      <w:b w:val="0"/>
-                      <w:color w:val="1A1A2E"/>
-                      <w:sz w:val="18"/>
-                    </w:rPr>
-                    <w:t>GD</w:t>
-                  </w:r>
-                </w:p>
-              </w:tc>
-              <w:tc>
-                <w:tcPr>
-                  <w:tcW w:type="dxa" w:w="2560"/>
-                  <w:shd w:val="clear" w:color="auto" w:fill="FFFFFF"/>
-                  <w:tcMar>
-                    <w:top w:w="48" w:type="dxa"/>
-                    <w:bottom w:w="48" w:type="dxa"/>
-                    <w:left w:w="100" w:type="dxa"/>
-                    <w:right w:w="100" w:type="dxa"/>
-                  </w:tcMar>
-                </w:tcPr>
-                <w:p>
-                  <w:pPr>
-                    <w:spacing w:before="0" w:after="0"/>
-                    <w:jc w:val="right"/>
-                  </w:pPr>
-                  <w:r>
-                    <w:rPr>
-                      <w:b/>
-                      <w:color w:val="1E3A6E"/>
-                      <w:sz w:val="18"/>
-                    </w:rPr>
-                    <w:t>$405</w:t>
-                  </w:r>
-                </w:p>
-              </w:tc>
-            </w:tr>
-            <w:tr>
-              <w:tc>
-                <w:tcPr>
-                  <w:tcW w:type="dxa" w:w="2560"/>
-                  <w:shd w:val="clear" w:color="auto" w:fill="EDF4FC"/>
-                  <w:tcMar>
-                    <w:top w:w="48" w:type="dxa"/>
-                    <w:bottom w:w="48" w:type="dxa"/>
-                    <w:left w:w="100" w:type="dxa"/>
-                    <w:right w:w="100" w:type="dxa"/>
-                  </w:tcMar>
-                </w:tcPr>
-                <w:p>
-                  <w:pPr>
-                    <w:spacing w:before="0" w:after="0"/>
-                    <w:jc w:val="left"/>
-                  </w:pPr>
-                  <w:r>
-                    <w:rPr>
-                      <w:b w:val="0"/>
-                      <w:color w:val="1A1A2E"/>
-                      <w:sz w:val="18"/>
-                    </w:rPr>
-                    <w:t>EXG</w:t>
-                  </w:r>
-                </w:p>
-              </w:tc>
-              <w:tc>
-                <w:tcPr>
-                  <w:tcW w:type="dxa" w:w="2560"/>
-                  <w:shd w:val="clear" w:color="auto" w:fill="EDF4FC"/>
-                  <w:tcMar>
-                    <w:top w:w="48" w:type="dxa"/>
-                    <w:bottom w:w="48" w:type="dxa"/>
-                    <w:left w:w="100" w:type="dxa"/>
-                    <w:right w:w="100" w:type="dxa"/>
-                  </w:tcMar>
-                </w:tcPr>
-                <w:p>
-                  <w:pPr>
-                    <w:spacing w:before="0" w:after="0"/>
-                    <w:jc w:val="right"/>
-                  </w:pPr>
-                  <w:r>
-                    <w:rPr>
-                      <w:b/>
-                      <w:color w:val="1E3A6E"/>
-                      <w:sz w:val="18"/>
-                    </w:rPr>
-                    <w:t>$415</w:t>
                   </w:r>
                 </w:p>
               </w:tc>
